--- a/AI大模型在财务场景的应用/项目10_范例_v3.docx
+++ b/AI大模型在财务场景的应用/项目10_范例_v3.docx
@@ -1245,39 +1245,348 @@
         <w:t>误区三：完全采纳AI的推荐。AI不知道你的读者是谁，也不了解你的数据口径，最终判断需要由人来做。</w:t>
       </w:r>
     </w:p>
+    <w:tbl>
+      <w:tblPr>
+        <w:tblW w:type="auto" w:w="0"/>
+        <w:jc w:val="center"/>
+        <w:tblLayout w:type="fixed"/>
+        <w:tblLook w:firstColumn="1" w:firstRow="1" w:lastColumn="0" w:lastRow="0" w:noHBand="0" w:noVBand="1" w:val="04A0"/>
+        <w:tblBorders>
+          <w:top w:val="single" w:sz="12" w:space="0" w:color="2E6DB4"/>
+          <w:left w:val="single" w:sz="12" w:space="0" w:color="2E6DB4"/>
+          <w:bottom w:val="single" w:sz="12" w:space="0" w:color="2E6DB4"/>
+          <w:right w:val="single" w:sz="12" w:space="0" w:color="2E6DB4"/>
+        </w:tblBorders>
+      </w:tblPr>
+      <w:tblGrid>
+        <w:gridCol w:w="8312"/>
+      </w:tblGrid>
+      <w:tr>
+        <w:tc>
+          <w:tcPr>
+            <w:tcW w:type="dxa" w:w="8878"/>
+            <w:shd w:val="clear" w:color="auto" w:fill="EAF1F8"/>
+          </w:tcPr>
+          <w:p>
+            <w:pPr>
+              <w:keepNext/>
+              <w:spacing w:lineRule="exact" w:line="400" w:after="160" w:before="0"/>
+              <w:ind w:firstLine="0"/>
+              <w:jc w:val="center"/>
+            </w:pPr>
+            <w:r>
+              <w:rPr>
+                <w:rFonts w:ascii="Times New Roman" w:hAnsi="Times New Roman" w:eastAsia="黑体" w:cs="Times New Roman"/>
+                <w:b/>
+                <w:sz w:val="24"/>
+              </w:rPr>
+              <w:t>思政园地：选图要忠于数据</w:t>
+            </w:r>
+          </w:p>
+          <w:p>
+            <w:pPr>
+              <w:keepNext/>
+              <w:spacing w:lineRule="exact" w:line="400" w:after="60" w:before="0"/>
+              <w:ind w:firstLine="0"/>
+            </w:pPr>
+            <w:r>
+              <w:rPr>
+                <w:rFonts w:ascii="Times New Roman" w:hAnsi="Times New Roman" w:eastAsia="黑体" w:cs="Times New Roman"/>
+                <w:b/>
+                <w:sz w:val="24"/>
+              </w:rPr>
+              <w:t>【校园案例】</w:t>
+            </w:r>
+          </w:p>
+          <w:p>
+            <w:pPr>
+              <w:keepNext w:val="0"/>
+              <w:spacing w:lineRule="exact" w:line="400" w:after="80" w:before="0"/>
+              <w:ind w:firstLine="0"/>
+            </w:pPr>
+            <w:r>
+              <w:rPr>
+                <w:rFonts w:ascii="Times New Roman" w:hAnsi="Times New Roman" w:eastAsia="宋体" w:cs="Times New Roman"/>
+                <w:b w:val="0"/>
+                <w:sz w:val="24"/>
+              </w:rPr>
+              <w:t>星空读书会的期中小结中，宣传组想把“茶歇”单独拉出来说明，因为它是最大的一项支出。组员小林提出一个办法：把印刷材料、场地租用、活动道具和宣传海报四项拆成很多细小的类别，每一项都只占很小的比例，这样饼图中的茶歇就成了“最大的一块”。</w:t>
+            </w:r>
+          </w:p>
+          <w:p>
+            <w:pPr>
+              <w:keepNext w:val="0"/>
+              <w:spacing w:lineRule="exact" w:line="400" w:after="80" w:before="0"/>
+              <w:ind w:firstLine="0"/>
+            </w:pPr>
+            <w:r>
+              <w:rPr>
+                <w:rFonts w:ascii="Times New Roman" w:hAnsi="Times New Roman" w:eastAsia="宋体" w:cs="Times New Roman"/>
+                <w:b w:val="0"/>
+                <w:sz w:val="24"/>
+              </w:rPr>
+              <w:t>另一位同学提醒：这种画法并没有改变数据，但读者只会看到最大的扇形，不会注意到另外四项合计1268元（468加300加290加210），是茶歇520元的2.4倍多。拆分类别的目的如果是让读者得出错误的判断，就不是图表的正当用法。</w:t>
+            </w:r>
+          </w:p>
+          <w:p>
+            <w:pPr>
+              <w:keepNext/>
+              <w:spacing w:lineRule="exact" w:line="400" w:after="60" w:before="0"/>
+              <w:ind w:firstLine="0"/>
+            </w:pPr>
+            <w:r>
+              <w:rPr>
+                <w:rFonts w:ascii="Times New Roman" w:hAnsi="Times New Roman" w:eastAsia="黑体" w:cs="Times New Roman"/>
+                <w:b/>
+                <w:sz w:val="24"/>
+              </w:rPr>
+              <w:t>【职业案例】</w:t>
+            </w:r>
+          </w:p>
+          <w:p>
+            <w:pPr>
+              <w:keepNext w:val="0"/>
+              <w:spacing w:lineRule="exact" w:line="400" w:after="80" w:before="0"/>
+              <w:ind w:firstLine="0"/>
+            </w:pPr>
+            <w:r>
+              <w:rPr>
+                <w:rFonts w:ascii="Times New Roman" w:hAnsi="Times New Roman" w:eastAsia="宋体" w:cs="Times New Roman"/>
+                <w:b w:val="0"/>
+                <w:sz w:val="24"/>
+              </w:rPr>
+              <w:t>青禾文具的老板准备在股东会上展示10月支出结构。他希望财务助理小周把饼图中的房租颜色改为浅灰、放在最后一块，因为房租占比41.7%，“看起来太扎眼”。小周的回答是：图表的作用是让股东看清结构，而不是回避问题。她保留了房租醒目的颜色，并在图注中写明房租为3000元，占支出总额7200元。</w:t>
+            </w:r>
+          </w:p>
+          <w:p>
+            <w:pPr>
+              <w:keepNext/>
+              <w:spacing w:lineRule="exact" w:line="400" w:after="60" w:before="0"/>
+              <w:ind w:firstLine="0"/>
+            </w:pPr>
+            <w:r>
+              <w:rPr>
+                <w:rFonts w:ascii="Times New Roman" w:hAnsi="Times New Roman" w:eastAsia="黑体" w:cs="Times New Roman"/>
+                <w:b/>
+                <w:sz w:val="24"/>
+              </w:rPr>
+              <w:t>【讨论】</w:t>
+            </w:r>
+          </w:p>
+          <w:p>
+            <w:pPr>
+              <w:keepNext w:val="0"/>
+              <w:spacing w:lineRule="exact" w:line="400" w:after="80" w:before="0"/>
+              <w:ind w:firstLine="0"/>
+            </w:pPr>
+            <w:r>
+              <w:rPr>
+                <w:rFonts w:ascii="Times New Roman" w:hAnsi="Times New Roman" w:eastAsia="宋体" w:cs="Times New Roman"/>
+                <w:b w:val="0"/>
+                <w:sz w:val="24"/>
+              </w:rPr>
+              <w:t>1. 小林的拆分方法和老板的“淡化”要求，分别会影响读者的哪一种判断？</w:t>
+            </w:r>
+          </w:p>
+          <w:p>
+            <w:pPr>
+              <w:keepNext w:val="0"/>
+              <w:spacing w:lineRule="exact" w:line="400" w:after="80" w:before="0"/>
+              <w:ind w:firstLine="0"/>
+            </w:pPr>
+            <w:r>
+              <w:rPr>
+                <w:rFonts w:ascii="Times New Roman" w:hAnsi="Times New Roman" w:eastAsia="宋体" w:cs="Times New Roman"/>
+                <w:b w:val="0"/>
+                <w:sz w:val="24"/>
+              </w:rPr>
+              <w:t>2. 如果AI推荐的图表“更美观”，但会弱化重要支出，你会如何处理？请说明理由。</w:t>
+            </w:r>
+          </w:p>
+          <w:p>
+            <w:pPr>
+              <w:keepNext w:val="0"/>
+              <w:spacing w:lineRule="exact" w:line="400" w:after="80" w:before="0"/>
+              <w:ind w:firstLine="0"/>
+            </w:pPr>
+            <w:r>
+              <w:rPr>
+                <w:rFonts w:ascii="Times New Roman" w:hAnsi="Times New Roman" w:eastAsia="宋体" w:cs="Times New Roman"/>
+                <w:b w:val="0"/>
+                <w:sz w:val="24"/>
+              </w:rPr>
+              <w:t>3. 在你负责的一份材料中，有哪些地方可能存在“美化”数据的倾向？</w:t>
+            </w:r>
+          </w:p>
+          <w:p>
+            <w:pPr>
+              <w:keepNext/>
+              <w:spacing w:lineRule="exact" w:line="400" w:after="60" w:before="0"/>
+              <w:ind w:firstLine="0"/>
+            </w:pPr>
+            <w:r>
+              <w:rPr>
+                <w:rFonts w:ascii="Times New Roman" w:hAnsi="Times New Roman" w:eastAsia="黑体" w:cs="Times New Roman"/>
+                <w:b/>
+                <w:sz w:val="24"/>
+              </w:rPr>
+              <w:t>【点题】</w:t>
+            </w:r>
+          </w:p>
+          <w:p>
+            <w:pPr>
+              <w:keepNext w:val="0"/>
+              <w:spacing w:lineRule="exact" w:line="400" w:after="80" w:before="0"/>
+              <w:ind w:firstLine="0"/>
+            </w:pPr>
+            <w:r>
+              <w:rPr>
+                <w:rFonts w:ascii="Times New Roman" w:hAnsi="Times New Roman" w:eastAsia="宋体" w:cs="Times New Roman"/>
+                <w:b w:val="0"/>
+                <w:sz w:val="24"/>
+              </w:rPr>
+              <w:t>图表的美观与可信并不矛盾。但当两者发生冲突时，应以可信为先。选图的出发点，是让读者看清数据，而不是让读者看到我们希望他们看到的内容。财务人员对数据的呈现负有责任，这种责任不因图表由AI生成而减轻。</w:t>
+            </w:r>
+          </w:p>
+          <w:p>
+            <w:pPr>
+              <w:keepNext/>
+              <w:spacing w:lineRule="exact" w:line="400" w:after="60" w:before="0"/>
+              <w:ind w:firstLine="0"/>
+            </w:pPr>
+            <w:r>
+              <w:rPr>
+                <w:rFonts w:ascii="Times New Roman" w:hAnsi="Times New Roman" w:eastAsia="黑体" w:cs="Times New Roman"/>
+                <w:b/>
+                <w:sz w:val="24"/>
+              </w:rPr>
+              <w:t>【践行】</w:t>
+            </w:r>
+          </w:p>
+          <w:p>
+            <w:pPr>
+              <w:keepNext w:val="0"/>
+              <w:spacing w:lineRule="exact" w:line="400" w:after="80" w:before="0"/>
+              <w:ind w:firstLine="0"/>
+            </w:pPr>
+            <w:r>
+              <w:rPr>
+                <w:rFonts w:ascii="Times New Roman" w:hAnsi="Times New Roman" w:eastAsia="宋体" w:cs="Times New Roman"/>
+                <w:b w:val="0"/>
+                <w:sz w:val="24"/>
+              </w:rPr>
+              <w:t>1. 选图前先写下：“我希望读者得出什么判断？”再核对图中的数据是否支持这一判断。</w:t>
+            </w:r>
+          </w:p>
+          <w:p>
+            <w:pPr>
+              <w:keepNext w:val="0"/>
+              <w:spacing w:lineRule="exact" w:line="400" w:after="80" w:before="0"/>
+              <w:ind w:firstLine="0"/>
+            </w:pPr>
+            <w:r>
+              <w:rPr>
+                <w:rFonts w:ascii="Times New Roman" w:hAnsi="Times New Roman" w:eastAsia="宋体" w:cs="Times New Roman"/>
+                <w:b w:val="0"/>
+                <w:sz w:val="24"/>
+              </w:rPr>
+              <w:t>2. 不对重要项目使用淡化、隐藏或拆分的方法；如果必须合并类别，应在图注中写明合并规则。</w:t>
+            </w:r>
+          </w:p>
+          <w:p>
+            <w:pPr>
+              <w:keepNext w:val="0"/>
+              <w:spacing w:lineRule="exact" w:line="400" w:after="80" w:before="0"/>
+              <w:ind w:firstLine="0"/>
+            </w:pPr>
+            <w:r>
+              <w:rPr>
+                <w:rFonts w:ascii="Times New Roman" w:hAnsi="Times New Roman" w:eastAsia="宋体" w:cs="Times New Roman"/>
+                <w:b w:val="0"/>
+                <w:sz w:val="24"/>
+              </w:rPr>
+              <w:t>3. 保留每一类的金额标注，使读者可以自行核对。</w:t>
+            </w:r>
+          </w:p>
+          <w:p>
+            <w:pPr>
+              <w:keepNext/>
+              <w:spacing w:lineRule="exact" w:line="400" w:after="60" w:before="0"/>
+              <w:ind w:firstLine="0"/>
+            </w:pPr>
+            <w:r>
+              <w:rPr>
+                <w:rFonts w:ascii="Times New Roman" w:hAnsi="Times New Roman" w:eastAsia="黑体" w:cs="Times New Roman"/>
+                <w:b/>
+                <w:sz w:val="24"/>
+              </w:rPr>
+              <w:t>【自检清单】</w:t>
+            </w:r>
+          </w:p>
+          <w:p>
+            <w:pPr>
+              <w:keepNext w:val="0"/>
+              <w:spacing w:lineRule="exact" w:line="400" w:after="80" w:before="0"/>
+              <w:ind w:firstLine="0"/>
+            </w:pPr>
+            <w:r>
+              <w:rPr>
+                <w:rFonts w:ascii="Times New Roman" w:hAnsi="Times New Roman" w:eastAsia="宋体" w:cs="Times New Roman"/>
+                <w:b w:val="0"/>
+                <w:sz w:val="24"/>
+              </w:rPr>
+              <w:t>□ 图中各项金额之和与原始表格一致；</w:t>
+            </w:r>
+          </w:p>
+          <w:p>
+            <w:pPr>
+              <w:keepNext w:val="0"/>
+              <w:spacing w:lineRule="exact" w:line="400" w:after="80" w:before="0"/>
+              <w:ind w:firstLine="0"/>
+            </w:pPr>
+            <w:r>
+              <w:rPr>
+                <w:rFonts w:ascii="Times New Roman" w:hAnsi="Times New Roman" w:eastAsia="宋体" w:cs="Times New Roman"/>
+                <w:b w:val="0"/>
+                <w:sz w:val="24"/>
+              </w:rPr>
+              <w:t>□ 没有为突出某一项而改变类别划分；</w:t>
+            </w:r>
+          </w:p>
+          <w:p>
+            <w:pPr>
+              <w:keepNext w:val="0"/>
+              <w:spacing w:lineRule="exact" w:line="400" w:after="80" w:before="0"/>
+              <w:ind w:firstLine="0"/>
+            </w:pPr>
+            <w:r>
+              <w:rPr>
+                <w:rFonts w:ascii="Times New Roman" w:hAnsi="Times New Roman" w:eastAsia="宋体" w:cs="Times New Roman"/>
+                <w:b w:val="0"/>
+                <w:sz w:val="24"/>
+              </w:rPr>
+              <w:t>□ 图注已写明数据来源、统计口径和合并规则（如有）。</w:t>
+            </w:r>
+          </w:p>
+        </w:tc>
+      </w:tr>
+    </w:tbl>
     <w:p>
       <w:pPr>
-        <w:pStyle w:val="Heading3"/>
+        <w:ind w:firstLine="0"/>
       </w:pPr>
-      <w:r>
-        <w:t>思政园地：选图要忠于数据</w:t>
-      </w:r>
-    </w:p>
-    <w:p>
-      <w:r>
-        <w:rPr>
-          <w:rFonts w:ascii="Times New Roman" w:hAnsi="Times New Roman" w:eastAsia="宋体" w:cs="Times New Roman"/>
-          <w:b w:val="0"/>
-          <w:sz w:val="24"/>
-        </w:rPr>
-        <w:t>案例：某次班级活动汇报中，有同学为了让支出看起来“更分散”，把一个大类拆成几个小类，使饼图的扇形看上去更均匀。老师指出，这样做改变了数据的呈现方式，使读者难以判断真实的主要支出。</w:t>
-      </w:r>
-    </w:p>
-    <w:p>
-      <w:r>
-        <w:rPr>
-          <w:rFonts w:ascii="Times New Roman" w:hAnsi="Times New Roman" w:eastAsia="宋体" w:cs="Times New Roman"/>
-          <w:b w:val="0"/>
-          <w:sz w:val="24"/>
-        </w:rPr>
-        <w:t>点题：图表的选择服务于真实的信息传递。选对图表不是为了美观，而是为了让读者准确理解数据。在财务工作中，如实呈现数据、不因追求视觉效果而扭曲信息，是基本的职业操守。</w:t>
-      </w:r>
     </w:p>
     <w:p>
       <w:pPr>
-        <w:pStyle w:val="Heading3"/>
+        <w:keepNext/>
+        <w:ind w:firstLine="0"/>
       </w:pPr>
       <w:r>
+        <w:rPr>
+          <w:rFonts w:ascii="Times New Roman" w:hAnsi="Times New Roman" w:eastAsia="黑体" w:cs="Times New Roman"/>
+          <w:b/>
+          <w:sz w:val="24"/>
+        </w:rPr>
         <w:t>【练习】</w:t>
       </w:r>
     </w:p>
@@ -1303,9 +1612,15 @@
     </w:p>
     <w:p>
       <w:pPr>
-        <w:pStyle w:val="Heading3"/>
+        <w:keepNext/>
+        <w:ind w:firstLine="0"/>
       </w:pPr>
       <w:r>
+        <w:rPr>
+          <w:rFonts w:ascii="Times New Roman" w:hAnsi="Times New Roman" w:eastAsia="黑体" w:cs="Times New Roman"/>
+          <w:b/>
+          <w:sz w:val="24"/>
+        </w:rPr>
         <w:t>小结</w:t>
       </w:r>
     </w:p>
@@ -1316,7 +1631,27 @@
           <w:b w:val="0"/>
           <w:sz w:val="24"/>
         </w:rPr>
-        <w:t>本任务学习了如何根据要回答的问题选择图表类型：柱状图用于比较大小，饼图用于说明占比，折线图用于展示变化。使用AI选图时，要把数据、类别数量和读者需求说清楚，并对建议进行人工检验。</w:t>
+        <w:t>1）图表类型由要回答的问题决定：比较大小用柱状图，说明占比用饼图（类别不超过6块），展示变化用折线图（横轴须有时间顺序）。</w:t>
+      </w:r>
+    </w:p>
+    <w:p>
+      <w:r>
+        <w:rPr>
+          <w:rFonts w:ascii="Times New Roman" w:hAnsi="Times New Roman" w:eastAsia="宋体" w:cs="Times New Roman"/>
+          <w:b w:val="0"/>
+          <w:sz w:val="24"/>
+        </w:rPr>
+        <w:t>2）选图还要看口径：收入按实际到账、支出按实际付款，图表标题或图注应写明口径。</w:t>
+      </w:r>
+    </w:p>
+    <w:p>
+      <w:r>
+        <w:rPr>
+          <w:rFonts w:ascii="Times New Roman" w:hAnsi="Times New Roman" w:eastAsia="宋体" w:cs="Times New Roman"/>
+          <w:b w:val="0"/>
+          <w:sz w:val="24"/>
+        </w:rPr>
+        <w:t>3）AI可以提供候选方案，但推荐理由需要人工核对，最终选择应服务于数据的如实呈现。</w:t>
       </w:r>
     </w:p>
     <w:p>
@@ -2119,39 +2454,348 @@
         <w:t>误区三：只看颜色和样式，不看数字。图表是否美观，并不能代替数据是否正确。</w:t>
       </w:r>
     </w:p>
+    <w:tbl>
+      <w:tblPr>
+        <w:tblW w:type="auto" w:w="0"/>
+        <w:jc w:val="center"/>
+        <w:tblLayout w:type="fixed"/>
+        <w:tblLook w:firstColumn="1" w:firstRow="1" w:lastColumn="0" w:lastRow="0" w:noHBand="0" w:noVBand="1" w:val="04A0"/>
+        <w:tblBorders>
+          <w:top w:val="single" w:sz="12" w:space="0" w:color="2E6DB4"/>
+          <w:left w:val="single" w:sz="12" w:space="0" w:color="2E6DB4"/>
+          <w:bottom w:val="single" w:sz="12" w:space="0" w:color="2E6DB4"/>
+          <w:right w:val="single" w:sz="12" w:space="0" w:color="2E6DB4"/>
+        </w:tblBorders>
+      </w:tblPr>
+      <w:tblGrid>
+        <w:gridCol w:w="8312"/>
+      </w:tblGrid>
+      <w:tr>
+        <w:tc>
+          <w:tcPr>
+            <w:tcW w:type="dxa" w:w="8878"/>
+            <w:shd w:val="clear" w:color="auto" w:fill="EAF1F8"/>
+          </w:tcPr>
+          <w:p>
+            <w:pPr>
+              <w:keepNext/>
+              <w:spacing w:lineRule="exact" w:line="400" w:after="160" w:before="0"/>
+              <w:ind w:firstLine="0"/>
+              <w:jc w:val="center"/>
+            </w:pPr>
+            <w:r>
+              <w:rPr>
+                <w:rFonts w:ascii="Times New Roman" w:hAnsi="Times New Roman" w:eastAsia="黑体" w:cs="Times New Roman"/>
+                <w:b/>
+                <w:sz w:val="24"/>
+              </w:rPr>
+              <w:t>思政园地：坐标轴要如实</w:t>
+            </w:r>
+          </w:p>
+          <w:p>
+            <w:pPr>
+              <w:keepNext/>
+              <w:spacing w:lineRule="exact" w:line="400" w:after="60" w:before="0"/>
+              <w:ind w:firstLine="0"/>
+            </w:pPr>
+            <w:r>
+              <w:rPr>
+                <w:rFonts w:ascii="Times New Roman" w:hAnsi="Times New Roman" w:eastAsia="黑体" w:cs="Times New Roman"/>
+                <w:b/>
+                <w:sz w:val="24"/>
+              </w:rPr>
+              <w:t>【校园案例】</w:t>
+            </w:r>
+          </w:p>
+          <w:p>
+            <w:pPr>
+              <w:keepNext w:val="0"/>
+              <w:spacing w:lineRule="exact" w:line="400" w:after="80" w:before="0"/>
+              <w:ind w:firstLine="0"/>
+            </w:pPr>
+            <w:r>
+              <w:rPr>
+                <w:rFonts w:ascii="Times New Roman" w:hAnsi="Times New Roman" w:eastAsia="宋体" w:cs="Times New Roman"/>
+                <w:b w:val="0"/>
+                <w:sz w:val="24"/>
+              </w:rPr>
+              <w:t>星空读书会向学校申请活动经费时，负责人制作了一张收入预算与实际对比的柱状图。为了让两根柱子更“有对比感”，他把纵轴起点设为2000元，图中2040元的柱子只有2100元柱子高度的四成左右。汇报时他说：“收入基本完成预算，差距很大。”同学们看图后，对“基本完成”的说法产生了不同理解。</w:t>
+            </w:r>
+          </w:p>
+          <w:p>
+            <w:pPr>
+              <w:keepNext w:val="0"/>
+              <w:spacing w:lineRule="exact" w:line="400" w:after="80" w:before="0"/>
+              <w:ind w:firstLine="0"/>
+            </w:pPr>
+            <w:r>
+              <w:rPr>
+                <w:rFonts w:ascii="Times New Roman" w:hAnsi="Times New Roman" w:eastAsia="宋体" w:cs="Times New Roman"/>
+                <w:b w:val="0"/>
+                <w:sz w:val="24"/>
+              </w:rPr>
+              <w:t>实际的情况是：收入只比预算少60元，差额占预算的2.9%。坐标轴的起点只改变了画面，并没有改变数字。但读者看到的是画面，他们依靠画面做出判断。</w:t>
+            </w:r>
+          </w:p>
+          <w:p>
+            <w:pPr>
+              <w:keepNext/>
+              <w:spacing w:lineRule="exact" w:line="400" w:after="60" w:before="0"/>
+              <w:ind w:firstLine="0"/>
+            </w:pPr>
+            <w:r>
+              <w:rPr>
+                <w:rFonts w:ascii="Times New Roman" w:hAnsi="Times New Roman" w:eastAsia="黑体" w:cs="Times New Roman"/>
+                <w:b/>
+                <w:sz w:val="24"/>
+              </w:rPr>
+              <w:t>【职业案例】</w:t>
+            </w:r>
+          </w:p>
+          <w:p>
+            <w:pPr>
+              <w:keepNext w:val="0"/>
+              <w:spacing w:lineRule="exact" w:line="400" w:after="80" w:before="0"/>
+              <w:ind w:firstLine="0"/>
+            </w:pPr>
+            <w:r>
+              <w:rPr>
+                <w:rFonts w:ascii="Times New Roman" w:hAnsi="Times New Roman" w:eastAsia="宋体" w:cs="Times New Roman"/>
+                <w:b w:val="0"/>
+                <w:sz w:val="24"/>
+              </w:rPr>
+              <w:t>青禾文具的年度简报中，小周最初制作的图表用纵轴从7000元开始的柱状图展示10月收入11750元与支出7200元。在这张图中，收入柱子几乎是支出柱子的数倍高。股东看后问：“收入是不是远超支出？”小周意识到，这张图会让股东高估结余的规模。她把纵轴改为从0开始，两根柱子的实际关系随即清楚：收入约为支出的1.6倍，结余为4550元。</w:t>
+            </w:r>
+          </w:p>
+          <w:p>
+            <w:pPr>
+              <w:keepNext/>
+              <w:spacing w:lineRule="exact" w:line="400" w:after="60" w:before="0"/>
+              <w:ind w:firstLine="0"/>
+            </w:pPr>
+            <w:r>
+              <w:rPr>
+                <w:rFonts w:ascii="Times New Roman" w:hAnsi="Times New Roman" w:eastAsia="黑体" w:cs="Times New Roman"/>
+                <w:b/>
+                <w:sz w:val="24"/>
+              </w:rPr>
+              <w:t>【讨论】</w:t>
+            </w:r>
+          </w:p>
+          <w:p>
+            <w:pPr>
+              <w:keepNext w:val="0"/>
+              <w:spacing w:lineRule="exact" w:line="400" w:after="80" w:before="0"/>
+              <w:ind w:firstLine="0"/>
+            </w:pPr>
+            <w:r>
+              <w:rPr>
+                <w:rFonts w:ascii="Times New Roman" w:hAnsi="Times New Roman" w:eastAsia="宋体" w:cs="Times New Roman"/>
+                <w:b w:val="0"/>
+                <w:sz w:val="24"/>
+              </w:rPr>
+              <w:t>1. 截断纵轴在什么情况下可以使用？如果使用，应当如何提醒读者？</w:t>
+            </w:r>
+          </w:p>
+          <w:p>
+            <w:pPr>
+              <w:keepNext w:val="0"/>
+              <w:spacing w:lineRule="exact" w:line="400" w:after="80" w:before="0"/>
+              <w:ind w:firstLine="0"/>
+            </w:pPr>
+            <w:r>
+              <w:rPr>
+                <w:rFonts w:ascii="Times New Roman" w:hAnsi="Times New Roman" w:eastAsia="宋体" w:cs="Times New Roman"/>
+                <w:b w:val="0"/>
+                <w:sz w:val="24"/>
+              </w:rPr>
+              <w:t>2. 为什么说“数字没有变，判断却变了”的图表同样是一种误导？</w:t>
+            </w:r>
+          </w:p>
+          <w:p>
+            <w:pPr>
+              <w:keepNext w:val="0"/>
+              <w:spacing w:lineRule="exact" w:line="400" w:after="80" w:before="0"/>
+              <w:ind w:firstLine="0"/>
+            </w:pPr>
+            <w:r>
+              <w:rPr>
+                <w:rFonts w:ascii="Times New Roman" w:hAnsi="Times New Roman" w:eastAsia="宋体" w:cs="Times New Roman"/>
+                <w:b w:val="0"/>
+                <w:sz w:val="24"/>
+              </w:rPr>
+              <w:t>3. 你在身边的资料中，是否见过纵轴起点被刻意调整的图表？它的目的是什么？</w:t>
+            </w:r>
+          </w:p>
+          <w:p>
+            <w:pPr>
+              <w:keepNext/>
+              <w:spacing w:lineRule="exact" w:line="400" w:after="60" w:before="0"/>
+              <w:ind w:firstLine="0"/>
+            </w:pPr>
+            <w:r>
+              <w:rPr>
+                <w:rFonts w:ascii="Times New Roman" w:hAnsi="Times New Roman" w:eastAsia="黑体" w:cs="Times New Roman"/>
+                <w:b/>
+                <w:sz w:val="24"/>
+              </w:rPr>
+              <w:t>【点题】</w:t>
+            </w:r>
+          </w:p>
+          <w:p>
+            <w:pPr>
+              <w:keepNext w:val="0"/>
+              <w:spacing w:lineRule="exact" w:line="400" w:after="80" w:before="0"/>
+              <w:ind w:firstLine="0"/>
+            </w:pPr>
+            <w:r>
+              <w:rPr>
+                <w:rFonts w:ascii="Times New Roman" w:hAnsi="Times New Roman" w:eastAsia="宋体" w:cs="Times New Roman"/>
+                <w:b w:val="0"/>
+                <w:sz w:val="24"/>
+              </w:rPr>
+              <w:t>坐标轴是读者判断的依据。把纵轴拉到一个不合适的起点，是一种“用画面说话”的方式，看似在描述数据，实际上在引导结论。客观地呈现数据，尊重读者自己做判断的权利，是财务工作者应当坚持的基本态度。</w:t>
+            </w:r>
+          </w:p>
+          <w:p>
+            <w:pPr>
+              <w:keepNext/>
+              <w:spacing w:lineRule="exact" w:line="400" w:after="60" w:before="0"/>
+              <w:ind w:firstLine="0"/>
+            </w:pPr>
+            <w:r>
+              <w:rPr>
+                <w:rFonts w:ascii="Times New Roman" w:hAnsi="Times New Roman" w:eastAsia="黑体" w:cs="Times New Roman"/>
+                <w:b/>
+                <w:sz w:val="24"/>
+              </w:rPr>
+              <w:t>【践行】</w:t>
+            </w:r>
+          </w:p>
+          <w:p>
+            <w:pPr>
+              <w:keepNext w:val="0"/>
+              <w:spacing w:lineRule="exact" w:line="400" w:after="80" w:before="0"/>
+              <w:ind w:firstLine="0"/>
+            </w:pPr>
+            <w:r>
+              <w:rPr>
+                <w:rFonts w:ascii="Times New Roman" w:hAnsi="Times New Roman" w:eastAsia="宋体" w:cs="Times New Roman"/>
+                <w:b w:val="0"/>
+                <w:sz w:val="24"/>
+              </w:rPr>
+              <w:t>1. 柱状图的纵轴从零开始。</w:t>
+            </w:r>
+          </w:p>
+          <w:p>
+            <w:pPr>
+              <w:keepNext w:val="0"/>
+              <w:spacing w:lineRule="exact" w:line="400" w:after="80" w:before="0"/>
+              <w:ind w:firstLine="0"/>
+            </w:pPr>
+            <w:r>
+              <w:rPr>
+                <w:rFonts w:ascii="Times New Roman" w:hAnsi="Times New Roman" w:eastAsia="宋体" w:cs="Times New Roman"/>
+                <w:b w:val="0"/>
+                <w:sz w:val="24"/>
+              </w:rPr>
+              <w:t>2. 确有需要截断纵轴时，在图上用明显的符号标注“纵轴不从零开始”，并在图注中给出真实的比例，例如“实际收入为支出的1.6倍”。</w:t>
+            </w:r>
+          </w:p>
+          <w:p>
+            <w:pPr>
+              <w:keepNext w:val="0"/>
+              <w:spacing w:lineRule="exact" w:line="400" w:after="80" w:before="0"/>
+              <w:ind w:firstLine="0"/>
+            </w:pPr>
+            <w:r>
+              <w:rPr>
+                <w:rFonts w:ascii="Times New Roman" w:hAnsi="Times New Roman" w:eastAsia="宋体" w:cs="Times New Roman"/>
+                <w:b w:val="0"/>
+                <w:sz w:val="24"/>
+              </w:rPr>
+              <w:t>3. 在汇报中同时给出数字与图表，让读者能够核对。</w:t>
+            </w:r>
+          </w:p>
+          <w:p>
+            <w:pPr>
+              <w:keepNext/>
+              <w:spacing w:lineRule="exact" w:line="400" w:after="60" w:before="0"/>
+              <w:ind w:firstLine="0"/>
+            </w:pPr>
+            <w:r>
+              <w:rPr>
+                <w:rFonts w:ascii="Times New Roman" w:hAnsi="Times New Roman" w:eastAsia="黑体" w:cs="Times New Roman"/>
+                <w:b/>
+                <w:sz w:val="24"/>
+              </w:rPr>
+              <w:t>【自检清单】</w:t>
+            </w:r>
+          </w:p>
+          <w:p>
+            <w:pPr>
+              <w:keepNext w:val="0"/>
+              <w:spacing w:lineRule="exact" w:line="400" w:after="80" w:before="0"/>
+              <w:ind w:firstLine="0"/>
+            </w:pPr>
+            <w:r>
+              <w:rPr>
+                <w:rFonts w:ascii="Times New Roman" w:hAnsi="Times New Roman" w:eastAsia="宋体" w:cs="Times New Roman"/>
+                <w:b w:val="0"/>
+                <w:sz w:val="24"/>
+              </w:rPr>
+              <w:t>□ 柱状图纵轴从零开始，或已明确标注截断；</w:t>
+            </w:r>
+          </w:p>
+          <w:p>
+            <w:pPr>
+              <w:keepNext w:val="0"/>
+              <w:spacing w:lineRule="exact" w:line="400" w:after="80" w:before="0"/>
+              <w:ind w:firstLine="0"/>
+            </w:pPr>
+            <w:r>
+              <w:rPr>
+                <w:rFonts w:ascii="Times New Roman" w:hAnsi="Times New Roman" w:eastAsia="宋体" w:cs="Times New Roman"/>
+                <w:b w:val="0"/>
+                <w:sz w:val="24"/>
+              </w:rPr>
+              <w:t>□ 图中的比例关系与数字计算的结果一致；</w:t>
+            </w:r>
+          </w:p>
+          <w:p>
+            <w:pPr>
+              <w:keepNext w:val="0"/>
+              <w:spacing w:lineRule="exact" w:line="400" w:after="80" w:before="0"/>
+              <w:ind w:firstLine="0"/>
+            </w:pPr>
+            <w:r>
+              <w:rPr>
+                <w:rFonts w:ascii="Times New Roman" w:hAnsi="Times New Roman" w:eastAsia="宋体" w:cs="Times New Roman"/>
+                <w:b w:val="0"/>
+                <w:sz w:val="24"/>
+              </w:rPr>
+              <w:t>□ 读者仅凭图表得到的判断，与数字所表达的判断相同。</w:t>
+            </w:r>
+          </w:p>
+        </w:tc>
+      </w:tr>
+    </w:tbl>
     <w:p>
       <w:pPr>
-        <w:pStyle w:val="Heading3"/>
+        <w:ind w:firstLine="0"/>
       </w:pPr>
-      <w:r>
-        <w:t>思政园地：坐标轴要如实</w:t>
-      </w:r>
-    </w:p>
-    <w:p>
-      <w:r>
-        <w:rPr>
-          <w:rFonts w:ascii="Times New Roman" w:hAnsi="Times New Roman" w:eastAsia="宋体" w:cs="Times New Roman"/>
-          <w:b w:val="0"/>
-          <w:sz w:val="24"/>
-        </w:rPr>
-        <w:t>案例：某公司在年度报告中使用截断纵轴的柱状图，使本年利润的增长看上去超过了一倍。实际增长幅度不足一成。读者发现后，对公司报告的可信度产生了怀疑。</w:t>
-      </w:r>
-    </w:p>
-    <w:p>
-      <w:r>
-        <w:rPr>
-          <w:rFonts w:ascii="Times New Roman" w:hAnsi="Times New Roman" w:eastAsia="宋体" w:cs="Times New Roman"/>
-          <w:b w:val="0"/>
-          <w:sz w:val="24"/>
-        </w:rPr>
-        <w:t>点题：图表是向读者传递信息的工具，也可能成为误导读者的工具。财务人员应当如实选择坐标轴，不通过视觉技巧夸大或弱化数据。客观、诚信地呈现数据，是对读者和对自己职业的基本负责。</w:t>
-      </w:r>
     </w:p>
     <w:p>
       <w:pPr>
-        <w:pStyle w:val="Heading3"/>
+        <w:keepNext/>
+        <w:ind w:firstLine="0"/>
       </w:pPr>
       <w:r>
+        <w:rPr>
+          <w:rFonts w:ascii="Times New Roman" w:hAnsi="Times New Roman" w:eastAsia="黑体" w:cs="Times New Roman"/>
+          <w:b/>
+          <w:sz w:val="24"/>
+        </w:rPr>
         <w:t>【练习】</w:t>
       </w:r>
     </w:p>
@@ -2177,9 +2821,15 @@
     </w:p>
     <w:p>
       <w:pPr>
-        <w:pStyle w:val="Heading3"/>
+        <w:keepNext/>
+        <w:ind w:firstLine="0"/>
       </w:pPr>
       <w:r>
+        <w:rPr>
+          <w:rFonts w:ascii="Times New Roman" w:hAnsi="Times New Roman" w:eastAsia="黑体" w:cs="Times New Roman"/>
+          <w:b/>
+          <w:sz w:val="24"/>
+        </w:rPr>
         <w:t>小结</w:t>
       </w:r>
     </w:p>
@@ -2190,7 +2840,27 @@
           <w:b w:val="0"/>
           <w:sz w:val="24"/>
         </w:rPr>
-        <w:t>本任务学习了坐标轴与比例尺的基本要求：柱状图纵轴应从零开始，图表应包括标题、单位和数据来源。使用AI生成图表时，必须检查代码中的坐标轴设置，并对照原始数据核对图中的数字。</w:t>
+        <w:t>1）柱状图的纵轴应从零开始；截断纵轴会改变读者的比例判断，使用时必须明确标注。</w:t>
+      </w:r>
+    </w:p>
+    <w:p>
+      <w:r>
+        <w:rPr>
+          <w:rFonts w:ascii="Times New Roman" w:hAnsi="Times New Roman" w:eastAsia="宋体" w:cs="Times New Roman"/>
+          <w:b w:val="0"/>
+          <w:sz w:val="24"/>
+        </w:rPr>
+        <w:t>2）每张图都应具备标题、单位、数据来源与口径，数字格式前后统一。</w:t>
+      </w:r>
+    </w:p>
+    <w:p>
+      <w:r>
+        <w:rPr>
+          <w:rFonts w:ascii="Times New Roman" w:hAnsi="Times New Roman" w:eastAsia="宋体" w:cs="Times New Roman"/>
+          <w:b w:val="0"/>
+          <w:sz w:val="24"/>
+        </w:rPr>
+        <w:t>3）使用AI生成代码时，应显式设置坐标轴参数并运行核对，不依赖软件的默认设置。</w:t>
       </w:r>
     </w:p>
     <w:p>
@@ -3315,39 +3985,333 @@
         <w:t>误区三：直接复制AI的表述。AI生成的文字可能超出数据范围，必须逐句与数据对照。</w:t>
       </w:r>
     </w:p>
+    <w:tbl>
+      <w:tblPr>
+        <w:tblW w:type="auto" w:w="0"/>
+        <w:jc w:val="center"/>
+        <w:tblLayout w:type="fixed"/>
+        <w:tblLook w:firstColumn="1" w:firstRow="1" w:lastColumn="0" w:lastRow="0" w:noHBand="0" w:noVBand="1" w:val="04A0"/>
+        <w:tblBorders>
+          <w:top w:val="single" w:sz="12" w:space="0" w:color="2E6DB4"/>
+          <w:left w:val="single" w:sz="12" w:space="0" w:color="2E6DB4"/>
+          <w:bottom w:val="single" w:sz="12" w:space="0" w:color="2E6DB4"/>
+          <w:right w:val="single" w:sz="12" w:space="0" w:color="2E6DB4"/>
+        </w:tblBorders>
+      </w:tblPr>
+      <w:tblGrid>
+        <w:gridCol w:w="8312"/>
+      </w:tblGrid>
+      <w:tr>
+        <w:tc>
+          <w:tcPr>
+            <w:tcW w:type="dxa" w:w="8878"/>
+            <w:shd w:val="clear" w:color="auto" w:fill="EAF1F8"/>
+          </w:tcPr>
+          <w:p>
+            <w:pPr>
+              <w:keepNext/>
+              <w:spacing w:lineRule="exact" w:line="400" w:after="160" w:before="0"/>
+              <w:ind w:firstLine="0"/>
+              <w:jc w:val="center"/>
+            </w:pPr>
+            <w:r>
+              <w:rPr>
+                <w:rFonts w:ascii="Times New Roman" w:hAnsi="Times New Roman" w:eastAsia="黑体" w:cs="Times New Roman"/>
+                <w:b/>
+                <w:sz w:val="24"/>
+              </w:rPr>
+              <w:t>思政园地：结论要有出处</w:t>
+            </w:r>
+          </w:p>
+          <w:p>
+            <w:pPr>
+              <w:keepNext/>
+              <w:spacing w:lineRule="exact" w:line="400" w:after="60" w:before="0"/>
+              <w:ind w:firstLine="0"/>
+            </w:pPr>
+            <w:r>
+              <w:rPr>
+                <w:rFonts w:ascii="Times New Roman" w:hAnsi="Times New Roman" w:eastAsia="黑体" w:cs="Times New Roman"/>
+                <w:b/>
+                <w:sz w:val="24"/>
+              </w:rPr>
+              <w:t>【校园案例】</w:t>
+            </w:r>
+          </w:p>
+          <w:p>
+            <w:pPr>
+              <w:keepNext w:val="0"/>
+              <w:spacing w:lineRule="exact" w:line="400" w:after="80" w:before="0"/>
+              <w:ind w:firstLine="0"/>
+            </w:pPr>
+            <w:r>
+              <w:rPr>
+                <w:rFonts w:ascii="Times New Roman" w:hAnsi="Times New Roman" w:eastAsia="宋体" w:cs="Times New Roman"/>
+                <w:b w:val="0"/>
+                <w:sz w:val="24"/>
+              </w:rPr>
+              <w:t>某社团在学期末的财务公示中写道：“本学期资金运行良好，各项支出合理。”公示中没有列出收入、支出与余额的具体数字，也没有说明与预算或上期相比的情况。社员提出疑问：“良好”的依据是什么？负责人只能事后补充数字，公示的可信度受到了影响。</w:t>
+            </w:r>
+          </w:p>
+          <w:p>
+            <w:pPr>
+              <w:keepNext/>
+              <w:spacing w:lineRule="exact" w:line="400" w:after="60" w:before="0"/>
+              <w:ind w:firstLine="0"/>
+            </w:pPr>
+            <w:r>
+              <w:rPr>
+                <w:rFonts w:ascii="Times New Roman" w:hAnsi="Times New Roman" w:eastAsia="黑体" w:cs="Times New Roman"/>
+                <w:b/>
+                <w:sz w:val="24"/>
+              </w:rPr>
+              <w:t>【职业案例】</w:t>
+            </w:r>
+          </w:p>
+          <w:p>
+            <w:pPr>
+              <w:keepNext w:val="0"/>
+              <w:spacing w:lineRule="exact" w:line="400" w:after="80" w:before="0"/>
+              <w:ind w:firstLine="0"/>
+            </w:pPr>
+            <w:r>
+              <w:rPr>
+                <w:rFonts w:ascii="Times New Roman" w:hAnsi="Times New Roman" w:eastAsia="宋体" w:cs="Times New Roman"/>
+                <w:b w:val="0"/>
+                <w:sz w:val="24"/>
+              </w:rPr>
+              <w:t>青禾文具的月度简报草稿中，有一句由AI生成的话：“10月利润大幅增长，经营状况明显改善。”小周查阅记录后发现，简报中没有9月的利润数据，无法说明“增长”，更无法说明“大幅”。她的处理是：删去“大幅增长”和“明显改善”，改写为“10月结余4550元（收入11750元减去支出7200元，按实际到账与实际付款统计），暂无上月结余数据可供比较”。</w:t>
+            </w:r>
+          </w:p>
+          <w:p>
+            <w:pPr>
+              <w:keepNext/>
+              <w:spacing w:lineRule="exact" w:line="400" w:after="60" w:before="0"/>
+              <w:ind w:firstLine="0"/>
+            </w:pPr>
+            <w:r>
+              <w:rPr>
+                <w:rFonts w:ascii="Times New Roman" w:hAnsi="Times New Roman" w:eastAsia="黑体" w:cs="Times New Roman"/>
+                <w:b/>
+                <w:sz w:val="24"/>
+              </w:rPr>
+              <w:t>【讨论】</w:t>
+            </w:r>
+          </w:p>
+          <w:p>
+            <w:pPr>
+              <w:keepNext w:val="0"/>
+              <w:spacing w:lineRule="exact" w:line="400" w:after="80" w:before="0"/>
+              <w:ind w:firstLine="0"/>
+            </w:pPr>
+            <w:r>
+              <w:rPr>
+                <w:rFonts w:ascii="Times New Roman" w:hAnsi="Times New Roman" w:eastAsia="宋体" w:cs="Times New Roman"/>
+                <w:b w:val="0"/>
+                <w:sz w:val="24"/>
+              </w:rPr>
+              <w:t>1. 为什么“运行良好”这样的判断，即使写得很肯定，也很难被核实？</w:t>
+            </w:r>
+          </w:p>
+          <w:p>
+            <w:pPr>
+              <w:keepNext w:val="0"/>
+              <w:spacing w:lineRule="exact" w:line="400" w:after="80" w:before="0"/>
+              <w:ind w:firstLine="0"/>
+            </w:pPr>
+            <w:r>
+              <w:rPr>
+                <w:rFonts w:ascii="Times New Roman" w:hAnsi="Times New Roman" w:eastAsia="宋体" w:cs="Times New Roman"/>
+                <w:b w:val="0"/>
+                <w:sz w:val="24"/>
+              </w:rPr>
+              <w:t>2. 当比较数据不完整时，是应该保留判断，还是应该如实说明缺少什么？</w:t>
+            </w:r>
+          </w:p>
+          <w:p>
+            <w:pPr>
+              <w:keepNext w:val="0"/>
+              <w:spacing w:lineRule="exact" w:line="400" w:after="80" w:before="0"/>
+              <w:ind w:firstLine="0"/>
+            </w:pPr>
+            <w:r>
+              <w:rPr>
+                <w:rFonts w:ascii="Times New Roman" w:hAnsi="Times New Roman" w:eastAsia="宋体" w:cs="Times New Roman"/>
+                <w:b w:val="0"/>
+                <w:sz w:val="24"/>
+              </w:rPr>
+              <w:t>3. AI文案中的形容词（如“大幅”“明显”）通常来自哪里？使用时应当如何检查？</w:t>
+            </w:r>
+          </w:p>
+          <w:p>
+            <w:pPr>
+              <w:keepNext/>
+              <w:spacing w:lineRule="exact" w:line="400" w:after="60" w:before="0"/>
+              <w:ind w:firstLine="0"/>
+            </w:pPr>
+            <w:r>
+              <w:rPr>
+                <w:rFonts w:ascii="Times New Roman" w:hAnsi="Times New Roman" w:eastAsia="黑体" w:cs="Times New Roman"/>
+                <w:b/>
+                <w:sz w:val="24"/>
+              </w:rPr>
+              <w:t>【点题】</w:t>
+            </w:r>
+          </w:p>
+          <w:p>
+            <w:pPr>
+              <w:keepNext w:val="0"/>
+              <w:spacing w:lineRule="exact" w:line="400" w:after="80" w:before="0"/>
+              <w:ind w:firstLine="0"/>
+            </w:pPr>
+            <w:r>
+              <w:rPr>
+                <w:rFonts w:ascii="Times New Roman" w:hAnsi="Times New Roman" w:eastAsia="宋体" w:cs="Times New Roman"/>
+                <w:b w:val="0"/>
+                <w:sz w:val="24"/>
+              </w:rPr>
+              <w:t>结论是对数据的概括，概括必须有依据。没有数字、没有比较对象、没有口径的判断，只是一种印象。说“暂无比较数据”并不丢脸，反而体现了实事求是的态度。诚实地表达信息的边界，是对读者最基本的尊重。</w:t>
+            </w:r>
+          </w:p>
+          <w:p>
+            <w:pPr>
+              <w:keepNext/>
+              <w:spacing w:lineRule="exact" w:line="400" w:after="60" w:before="0"/>
+              <w:ind w:firstLine="0"/>
+            </w:pPr>
+            <w:r>
+              <w:rPr>
+                <w:rFonts w:ascii="Times New Roman" w:hAnsi="Times New Roman" w:eastAsia="黑体" w:cs="Times New Roman"/>
+                <w:b/>
+                <w:sz w:val="24"/>
+              </w:rPr>
+              <w:t>【践行】</w:t>
+            </w:r>
+          </w:p>
+          <w:p>
+            <w:pPr>
+              <w:keepNext w:val="0"/>
+              <w:spacing w:lineRule="exact" w:line="400" w:after="80" w:before="0"/>
+              <w:ind w:firstLine="0"/>
+            </w:pPr>
+            <w:r>
+              <w:rPr>
+                <w:rFonts w:ascii="Times New Roman" w:hAnsi="Times New Roman" w:eastAsia="宋体" w:cs="Times New Roman"/>
+                <w:b w:val="0"/>
+                <w:sz w:val="24"/>
+              </w:rPr>
+              <w:t>1. 每一句判断旁边，都要有对应的数字或比较对象。</w:t>
+            </w:r>
+          </w:p>
+          <w:p>
+            <w:pPr>
+              <w:keepNext w:val="0"/>
+              <w:spacing w:lineRule="exact" w:line="400" w:after="80" w:before="0"/>
+              <w:ind w:firstLine="0"/>
+            </w:pPr>
+            <w:r>
+              <w:rPr>
+                <w:rFonts w:ascii="Times New Roman" w:hAnsi="Times New Roman" w:eastAsia="宋体" w:cs="Times New Roman"/>
+                <w:b w:val="0"/>
+                <w:sz w:val="24"/>
+              </w:rPr>
+              <w:t>2. 缺少比较数据时，明确写出“暂无比较数据”，不用模糊的形容词替代。</w:t>
+            </w:r>
+          </w:p>
+          <w:p>
+            <w:pPr>
+              <w:keepNext w:val="0"/>
+              <w:spacing w:lineRule="exact" w:line="400" w:after="80" w:before="0"/>
+              <w:ind w:firstLine="0"/>
+            </w:pPr>
+            <w:r>
+              <w:rPr>
+                <w:rFonts w:ascii="Times New Roman" w:hAnsi="Times New Roman" w:eastAsia="宋体" w:cs="Times New Roman"/>
+                <w:b w:val="0"/>
+                <w:sz w:val="24"/>
+              </w:rPr>
+              <w:t>3. 对AI生成的形容词逐一核对：找出它的数字来源，找不到就删除。</w:t>
+            </w:r>
+          </w:p>
+          <w:p>
+            <w:pPr>
+              <w:keepNext/>
+              <w:spacing w:lineRule="exact" w:line="400" w:after="60" w:before="0"/>
+              <w:ind w:firstLine="0"/>
+            </w:pPr>
+            <w:r>
+              <w:rPr>
+                <w:rFonts w:ascii="Times New Roman" w:hAnsi="Times New Roman" w:eastAsia="黑体" w:cs="Times New Roman"/>
+                <w:b/>
+                <w:sz w:val="24"/>
+              </w:rPr>
+              <w:t>【自检清单】</w:t>
+            </w:r>
+          </w:p>
+          <w:p>
+            <w:pPr>
+              <w:keepNext w:val="0"/>
+              <w:spacing w:lineRule="exact" w:line="400" w:after="80" w:before="0"/>
+              <w:ind w:firstLine="0"/>
+            </w:pPr>
+            <w:r>
+              <w:rPr>
+                <w:rFonts w:ascii="Times New Roman" w:hAnsi="Times New Roman" w:eastAsia="宋体" w:cs="Times New Roman"/>
+                <w:b w:val="0"/>
+                <w:sz w:val="24"/>
+              </w:rPr>
+              <w:t>□ 每个判断词（如“良好”“增长”）都有数字支撑；</w:t>
+            </w:r>
+          </w:p>
+          <w:p>
+            <w:pPr>
+              <w:keepNext w:val="0"/>
+              <w:spacing w:lineRule="exact" w:line="400" w:after="80" w:before="0"/>
+              <w:ind w:firstLine="0"/>
+            </w:pPr>
+            <w:r>
+              <w:rPr>
+                <w:rFonts w:ascii="Times New Roman" w:hAnsi="Times New Roman" w:eastAsia="宋体" w:cs="Times New Roman"/>
+                <w:b w:val="0"/>
+                <w:sz w:val="24"/>
+              </w:rPr>
+              <w:t>□ 比较对象和统计口径已写明；</w:t>
+            </w:r>
+          </w:p>
+          <w:p>
+            <w:pPr>
+              <w:keepNext w:val="0"/>
+              <w:spacing w:lineRule="exact" w:line="400" w:after="80" w:before="0"/>
+              <w:ind w:firstLine="0"/>
+            </w:pPr>
+            <w:r>
+              <w:rPr>
+                <w:rFonts w:ascii="Times New Roman" w:hAnsi="Times New Roman" w:eastAsia="宋体" w:cs="Times New Roman"/>
+                <w:b w:val="0"/>
+                <w:sz w:val="24"/>
+              </w:rPr>
+              <w:t>□ 缺少的数据已经如实说明。</w:t>
+            </w:r>
+          </w:p>
+        </w:tc>
+      </w:tr>
+    </w:tbl>
     <w:p>
       <w:pPr>
-        <w:pStyle w:val="Heading3"/>
+        <w:ind w:firstLine="0"/>
       </w:pPr>
-      <w:r>
-        <w:t>思政园地：结论要有出处</w:t>
-      </w:r>
-    </w:p>
-    <w:p>
-      <w:r>
-        <w:rPr>
-          <w:rFonts w:ascii="Times New Roman" w:hAnsi="Times New Roman" w:eastAsia="宋体" w:cs="Times New Roman"/>
-          <w:b w:val="0"/>
-          <w:sz w:val="24"/>
-        </w:rPr>
-        <w:t>案例：某社团在财务公示中写道“本学期资金运行良好”，却没有列出收入、支出与余额的具体数据。社员质疑其依据，负责人只能事后补充数字，公示的可信度受到影响。</w:t>
-      </w:r>
-    </w:p>
-    <w:p>
-      <w:r>
-        <w:rPr>
-          <w:rFonts w:ascii="Times New Roman" w:hAnsi="Times New Roman" w:eastAsia="宋体" w:cs="Times New Roman"/>
-          <w:b w:val="0"/>
-          <w:sz w:val="24"/>
-        </w:rPr>
-        <w:t>点题：结论必须有数据支撑，并说明统计口径。财务表达应经得起核实，不能用模糊的判断代替具体的事实。诚实、准确地表达信息，是财务人员对所在团体负责的体现。</w:t>
-      </w:r>
     </w:p>
     <w:p>
       <w:pPr>
-        <w:pStyle w:val="Heading3"/>
+        <w:keepNext/>
+        <w:ind w:firstLine="0"/>
       </w:pPr>
       <w:r>
+        <w:rPr>
+          <w:rFonts w:ascii="Times New Roman" w:hAnsi="Times New Roman" w:eastAsia="黑体" w:cs="Times New Roman"/>
+          <w:b/>
+          <w:sz w:val="24"/>
+        </w:rPr>
         <w:t>【练习】</w:t>
       </w:r>
     </w:p>
@@ -3373,9 +4337,15 @@
     </w:p>
     <w:p>
       <w:pPr>
-        <w:pStyle w:val="Heading3"/>
+        <w:keepNext/>
+        <w:ind w:firstLine="0"/>
       </w:pPr>
       <w:r>
+        <w:rPr>
+          <w:rFonts w:ascii="Times New Roman" w:hAnsi="Times New Roman" w:eastAsia="黑体" w:cs="Times New Roman"/>
+          <w:b/>
+          <w:sz w:val="24"/>
+        </w:rPr>
         <w:t>小结</w:t>
       </w:r>
     </w:p>
@@ -3386,7 +4356,27 @@
           <w:b w:val="0"/>
           <w:sz w:val="24"/>
         </w:rPr>
-        <w:t>本任务学习了如何为图表写一两句结论：结论应包含具体数字、比较对象和口径说明，并与图表内容保持一致。使用AI提炼结论时，要求其列出数字来源，逐句核对，删除超出数据范围的表述。</w:t>
+        <w:t>1）一句有效的结论包含具体数字、比较对象和口径说明，并与图表内容保持一致。</w:t>
+      </w:r>
+    </w:p>
+    <w:p>
+      <w:r>
+        <w:rPr>
+          <w:rFonts w:ascii="Times New Roman" w:hAnsi="Times New Roman" w:eastAsia="宋体" w:cs="Times New Roman"/>
+          <w:b w:val="0"/>
+          <w:sz w:val="24"/>
+        </w:rPr>
+        <w:t>2）汇报中图表、结论与数据来源应相互印证；缺少比较数据时，应如实说明。</w:t>
+      </w:r>
+    </w:p>
+    <w:p>
+      <w:r>
+        <w:rPr>
+          <w:rFonts w:ascii="Times New Roman" w:hAnsi="Times New Roman" w:eastAsia="宋体" w:cs="Times New Roman"/>
+          <w:b w:val="0"/>
+          <w:sz w:val="24"/>
+        </w:rPr>
+        <w:t>3）AI提炼的结论需逐句核对数字，删除无法追溯到数据的判断词。</w:t>
       </w:r>
     </w:p>
     <w:p>
